--- a/docs/literature/Literature_review_Optimal_RCT_Princeton_Oxford_Berkeley_ETH_2020-2026.docx
+++ b/docs/literature/Literature_review_Optimal_RCT_Princeton_Oxford_Berkeley_ETH_2020-2026.docx
@@ -6625,7 +6625,7 @@
         <w:t xml:space="preserve">Inclusion criteria:</w:t>
       </w:r>
       <w:r>
-        <w:t xml:space="preserve"> (i) peer-reviewed publication 2020–2026; (ii) one author at the institution at the time of publication; (iii) a theorem or a complete mathematical formulation; (iv) no overlap with the 300 articles of the 15 previous documents, which excluded e.g. Clip-OGD, “No star is good news” and the cluster rerandomization of Berkeley.</w:t>
+        <w:t xml:space="preserve"> (i) peer-reviewed publication 2020–2026; (ii) an author at the institution at the time of publication; (iii) a theorem or a complete mathematical formulation; (iv) no overlap with the 300 articles of the 15 previous documents, which excluded e.g. Clip-OGD, “No star is good news” and the cluster rerandomization of Berkeley.</w:t>
       </w:r>
     </w:p>
     <w:p>
@@ -6643,7 +6643,7 @@
           <w:b/>
           <w:bCs/>
         </w:rPr>
-        <w:t xml:space="preserve">Careful scope:</w:t>
+        <w:t xml:space="preserve">Careful extension of scope:</w:t>
       </w:r>
       <w:r>
         <w:t xml:space="preserve"> for Princeton and ETH, we did not find five peer-reviewed papers from 2020–2026 on optimal RCT design itself that meet the criteria; their groups therefore include related work (estimation in stratified RCTs, designs based on known probabilities, adaptive experimentation, design of causal interventions), and this is noted in the introduction of each group.</w:t>
@@ -9437,7 +9437,7 @@
             <w:vAlign w:val="top"/>
           </w:tcPr>
           <w:p>
-            <w:hyperlink w:history="1" r:id="rIdxzjh1wvedxfbnz7273bnw">
+            <w:hyperlink w:history="1" r:id="rIdj5r4s4jmeemlrl-rt2fvn">
               <w:r>
                 <w:rPr>
                   <w:color w:val="1D4ED8"/>
@@ -10711,7 +10711,7 @@
             <w:vAlign w:val="top"/>
           </w:tcPr>
           <w:p>
-            <w:hyperlink w:history="1" r:id="rId-ez_xfr0pttsbdisqrrpb">
+            <w:hyperlink w:history="1" r:id="rIdtkwzdqfymthki--fwvtpy">
               <w:r>
                 <w:rPr>
                   <w:color w:val="1D4ED8"/>
@@ -12230,7 +12230,7 @@
             <w:vAlign w:val="top"/>
           </w:tcPr>
           <w:p>
-            <w:hyperlink w:history="1" r:id="rIdns-xmygob0bi_on4aeblo">
+            <w:hyperlink w:history="1" r:id="rIdlhu3yafecbdlrhei3tj9h">
               <w:r>
                 <w:rPr>
                   <w:color w:val="1D4ED8"/>
@@ -13377,7 +13377,7 @@
             <w:vAlign w:val="top"/>
           </w:tcPr>
           <w:p>
-            <w:hyperlink w:history="1" r:id="rIddyh9mpgsmfghlbdgaias3">
+            <w:hyperlink w:history="1" r:id="rIdnpb_nuw6eaioj0exapk3m">
               <w:r>
                 <w:rPr>
                   <w:color w:val="1D4ED8"/>
@@ -14686,7 +14686,7 @@
             <w:vAlign w:val="top"/>
           </w:tcPr>
           <w:p>
-            <w:hyperlink w:history="1" r:id="rIdwjmrk5o0la0qtttyhcfrb">
+            <w:hyperlink w:history="1" r:id="rIddowxjap-h-kdeyhs1oio2">
               <w:r>
                 <w:rPr>
                   <w:color w:val="1D4ED8"/>
@@ -16277,7 +16277,7 @@
             <w:vAlign w:val="top"/>
           </w:tcPr>
           <w:p>
-            <w:hyperlink w:history="1" r:id="rIdgbbhpskvzryokcyhpldw4">
+            <w:hyperlink w:history="1" r:id="rIdyl_kadprlotqyx1bkv8tf">
               <w:r>
                 <w:rPr>
                   <w:color w:val="1D4ED8"/>
@@ -17644,7 +17644,7 @@
             <w:vAlign w:val="top"/>
           </w:tcPr>
           <w:p>
-            <w:hyperlink w:history="1" r:id="rId7zqdkxvllxm5mfocce_nw">
+            <w:hyperlink w:history="1" r:id="rIdhcpx2o5sd7ams9pdvz9yy">
               <w:r>
                 <w:rPr>
                   <w:color w:val="1D4ED8"/>
@@ -18696,7 +18696,7 @@
             <w:vAlign w:val="top"/>
           </w:tcPr>
           <w:p>
-            <w:hyperlink w:history="1" r:id="rId30j9zdiuzdkvkshonbrkz">
+            <w:hyperlink w:history="1" r:id="rIde5mxolm7j-6puw7lvtpsg">
               <w:r>
                 <w:rPr>
                   <w:color w:val="1D4ED8"/>
@@ -19660,7 +19660,7 @@
             <w:vAlign w:val="top"/>
           </w:tcPr>
           <w:p>
-            <w:hyperlink w:history="1" r:id="rIdn57edwu29ocnb68-txael">
+            <w:hyperlink w:history="1" r:id="rIdpo93xiqa1q-jqijj2_lte">
               <w:r>
                 <w:rPr>
                   <w:color w:val="1D4ED8"/>
@@ -20728,7 +20728,7 @@
             <w:vAlign w:val="top"/>
           </w:tcPr>
           <w:p>
-            <w:hyperlink w:history="1" r:id="rIda-sjkae1zmtsdzaa-1tma">
+            <w:hyperlink w:history="1" r:id="rId1c9hc0hs7grztivxuhejo">
               <w:r>
                 <w:rPr>
                   <w:color w:val="1D4ED8"/>
@@ -21844,7 +21844,7 @@
         <w:jc w:val="both"/>
       </w:pPr>
       <w:r>
-        <w:t xml:space="preserve">Berkeley is home to the school of design-based inference. Peng Ding and co-authors gave the theory of rerandomization for factorial experiments [BK5] and together with regression adjustment [BK4], the limits of adjustment with many covariates [BK2] and the central limit theorem for split-plot designs [BK1]; Jon McAuliffe’s group gave anytime-valid confidence sequences for A/B tests [BK3].</w:t>
+        <w:t xml:space="preserve">Berkeley is home to the school of design-based inference. Peng Ding and co-authors gave the theory of rerandomization for factorial experiments [BK5] and of rerandomization combined with regression adjustment [BK4], the limits of adjustment with many covariates [BK2] and the central limit theorem for split-plot designs [BK1]; Jon McAuliffe’s group gave anytime-valid confidence sequences for A/B tests [BK3].</w:t>
       </w:r>
     </w:p>
     <w:p>
@@ -22025,7 +22025,7 @@
             <w:vAlign w:val="top"/>
           </w:tcPr>
           <w:p>
-            <w:hyperlink w:history="1" r:id="rIdki4uosaq7pb0sd2ypekap">
+            <w:hyperlink w:history="1" r:id="rIdj6thjjwvmexi4c95dqphg">
               <w:r>
                 <w:rPr>
                   <w:color w:val="1D4ED8"/>
@@ -22940,7 +22940,7 @@
         <w:t xml:space="preserve">Link to the theoretical introduction. </w:t>
       </w:r>
       <w:r>
-        <w:t xml:space="preserve">Complements Sections 1.3 and 1.10. For the project, a MAR trial is naturally split-plot: the recharge sites are the whole plots and the pumping regime in the wells within them the subplots; the article gives exact inference when the number of wells varies from one site to another.</w:t>
+        <w:t xml:space="preserve">Complements Sections 1.3 and 1.10. For the project, a MAR trial is naturally split-plot: the recharge sites are the whole plots and the pumping regime in the wells within them the subplots; the article gives correct inference when the number of wells varies from one site to another.</w:t>
       </w:r>
     </w:p>
     <w:p>
@@ -23143,7 +23143,7 @@
             <w:vAlign w:val="top"/>
           </w:tcPr>
           <w:p>
-            <w:hyperlink w:history="1" r:id="rIdkf7twg4v_l5h251b3pbnh">
+            <w:hyperlink w:history="1" r:id="rIdgbshcg23locox1hzirga2">
               <w:r>
                 <w:rPr>
                   <w:color w:val="1D4ED8"/>
@@ -23396,7 +23396,7 @@
         </m:r>
       </m:oMath>
       <w:r>
-        <w:t xml:space="preserve"> is the maximum leverage; the corrected estimator is asymptotically normal, with the variance of the case with fixed </w:t>
+        <w:t xml:space="preserve"> is the maximum leverage; the corrected estimator is asymptotically normal, with the same variance as in the case of fixed </w:t>
       </w:r>
       <m:oMath>
         <m:r>
@@ -24435,7 +24435,7 @@
             <w:vAlign w:val="top"/>
           </w:tcPr>
           <w:p>
-            <w:hyperlink w:history="1" r:id="rId0aiyaxwyszx8qidpdjf4l">
+            <w:hyperlink w:history="1" r:id="rIdtatwqryr41ur-ik4ucnji">
               <w:r>
                 <w:rPr>
                   <w:color w:val="1D4ED8"/>
@@ -25356,7 +25356,7 @@
             <w:vAlign w:val="top"/>
           </w:tcPr>
           <w:p>
-            <w:hyperlink w:history="1" r:id="rIddszto_kulzqj1pfc9gnql">
+            <w:hyperlink w:history="1" r:id="rId36c-sukimjrb8m7yinmfd">
               <w:r>
                 <w:rPr>
                   <w:color w:val="1D4ED8"/>
@@ -26637,7 +26637,7 @@
             <w:vAlign w:val="top"/>
           </w:tcPr>
           <w:p>
-            <w:hyperlink w:history="1" r:id="rIdbx9dfiir7n52gfdpahk1d">
+            <w:hyperlink w:history="1" r:id="rIdshiow0nk1bblqky4lkjkq">
               <w:r>
                 <w:rPr>
                   <w:color w:val="1D4ED8"/>
@@ -28002,7 +28002,7 @@
             <w:vAlign w:val="top"/>
           </w:tcPr>
           <w:p>
-            <w:hyperlink w:history="1" r:id="rId_fg6fbxriqxxi0gorlhp3">
+            <w:hyperlink w:history="1" r:id="rIdaqoc7ziedjhbacr-3uqbe">
               <w:r>
                 <w:rPr>
                   <w:color w:val="1D4ED8"/>
@@ -29508,7 +29508,7 @@
             <w:vAlign w:val="top"/>
           </w:tcPr>
           <w:p>
-            <w:hyperlink w:history="1" r:id="rIdtfiaquznso9w9lxgohew4">
+            <w:hyperlink w:history="1" r:id="rIdkyktsmchrvv3ipldorwed">
               <w:r>
                 <w:rPr>
                   <w:color w:val="1D4ED8"/>
@@ -30651,7 +30651,7 @@
             <w:vAlign w:val="top"/>
           </w:tcPr>
           <w:p>
-            <w:hyperlink w:history="1" r:id="rIdjslzpm-6rgxhifmsgrx9p">
+            <w:hyperlink w:history="1" r:id="rId_ftjzpyywx_iorn0nomse">
               <w:r>
                 <w:rPr>
                   <w:color w:val="1D4ED8"/>
@@ -32059,7 +32059,7 @@
             <w:vAlign w:val="top"/>
           </w:tcPr>
           <w:p>
-            <w:hyperlink w:history="1" r:id="rIdmbhie3bl9oqekfgjzzpuz">
+            <w:hyperlink w:history="1" r:id="rIdcqgcwe_ejdz2cyza2jir2">
               <w:r>
                 <w:rPr>
                   <w:color w:val="1D4ED8"/>
@@ -32961,7 +32961,7 @@
         </m:d>
       </m:oMath>
       <w:r>
-        <w:t xml:space="preserve"> is the causal counterpart of the goal EIG of the project: instead of the whole conductivity field, the information targets only the quantity that decides, e.g. the effect of recharge on salinity near the toe of the wedge.</w:t>
+        <w:t xml:space="preserve"> is the causal counterpart of the goal EIG of the project: instead of the whole conductivity field, the information targets only the quantity on which the decision depends, e.g. the effect of recharge on salinity near the toe of the wedge.</w:t>
       </w:r>
     </w:p>
     <w:p>
@@ -32983,7 +32983,7 @@
         <w:t xml:space="preserve">INNOVATION  </w:t>
       </w:r>
       <w:r>
-        <w:t xml:space="preserve">Bayesian design of interventions that targets a causal query directly, without passing through full learning of the graph.</w:t>
+        <w:t xml:space="preserve">Bayesian design of interventions that targets a causal query directly, without first learning the full graph.</w:t>
       </w:r>
     </w:p>
     <w:p>
@@ -33164,7 +33164,7 @@
             <w:vAlign w:val="top"/>
           </w:tcPr>
           <w:p>
-            <w:hyperlink w:history="1" r:id="rId8e1sexspowq97wxt5r-ia">
+            <w:hyperlink w:history="1" r:id="rIdac20geb2pezktcks2wnzj">
               <w:r>
                 <w:rPr>
                   <w:color w:val="1D4ED8"/>
@@ -36038,7 +36038,7 @@
         <w:jc w:val="both"/>
       </w:pPr>
       <w:r>
-        <w:t xml:space="preserve">The Berkeley theory made rerandomization a standard tool: it does not hurt precision asymptotically and it coexists with regression adjustment [BK4], and it extends to factorial designs [BK5], while the bounds for adjustment with many covariates [BK2] show when analysis is not enough. The theory of experimenters [B17] explains why we randomize at all, and the trace identity (Section 1.6) shows the price of balancing in small trials. Section 9 combines these results in the optimal Bayesian criterion.</w:t>
+        <w:t xml:space="preserve">The Berkeley theory made rerandomization a standard tool: it does not hurt precision asymptotically, it coexists with regression adjustment [BK4] and it extends to factorial designs [BK5], while the bounds for adjustment with many covariates [BK2] show when analysis is not enough. The theory of experimenters [B17] explains why we randomize at all, and the trace identity (Section 1.6) shows the price of balancing in small trials. Section 9 combines these results in the optimal Bayesian criterion.</w:t>
       </w:r>
     </w:p>
     <w:p>
@@ -36098,7 +36098,7 @@
         <w:jc w:val="both"/>
       </w:pPr>
       <w:r>
-        <w:t xml:space="preserve">Confidence sequences [BK3] allow a trial to stop as soon as the effect is clear, and the central limit theorem for split-plot designs [BK1] makes inference exact when randomization is done at two levels. Sample splitting [P4] and the design of causal interventions [E4, E5] complete the framework for trials in which the goal itself or the structure must be discovered.</w:t>
+        <w:t xml:space="preserve">Confidence sequences [BK3] allow a trial to stop as soon as the effect is clear, and the central limit theorem for split-plot designs [BK1] makes inference correct when randomization is done at two levels. Sample splitting [P4] and the design of causal interventions [E4, E5] complete the framework for trials in which the goal itself or the structure must be discovered.</w:t>
       </w:r>
     </w:p>
     <w:p>
@@ -36149,7 +36149,7 @@
         </m:r>
       </m:oMath>
       <w:r>
-        <w:t xml:space="preserve">, where classical rerandomization increases the residual by about 44% and regression adjustment loses [BK2]; balancing the physical direction reduces the variance to 0.42 of that under complete randomization (Section 9).</w:t>
+        <w:t xml:space="preserve">, where classical rerandomization increases the residual by about 44% and regression adjustment does worse [BK2]; balancing the physical direction reduces the variance to 0.42 of that under complete randomization (Section 9).</w:t>
       </w:r>
     </w:p>
     <w:p>
@@ -36373,7 +36373,7 @@
               </w:rPr>
               <w:t xml:space="preserve">, 83(5), 994–1015. </w:t>
             </w:r>
-            <w:hyperlink w:history="1" r:id="rIdhcflusb0p8ko045eq5pwi">
+            <w:hyperlink w:history="1" r:id="rIdozeooltjogeyqavjc4szc">
               <w:r>
                 <w:rPr>
                   <w:color w:val="1D4ED8"/>
@@ -36470,7 +36470,7 @@
               </w:rPr>
               <w:t xml:space="preserve">, 85(1), 1–23. </w:t>
             </w:r>
-            <w:hyperlink w:history="1" r:id="rIdxfxayjszs3n1convm-ac1">
+            <w:hyperlink w:history="1" r:id="rId9pkcbudbynwebngv-oonf">
               <w:r>
                 <w:rPr>
                   <w:color w:val="1D4ED8"/>
@@ -36566,7 +36566,7 @@
               </w:rPr>
               <w:t xml:space="preserve">, 26(1), 45–66. </w:t>
             </w:r>
-            <w:hyperlink w:history="1" r:id="rIdvyp6ta2bygesd1vfn473c">
+            <w:hyperlink w:history="1" r:id="rIdel_xaaoparwxdc84zs7zx">
               <w:r>
                 <w:rPr>
                   <w:color w:val="1D4ED8"/>
@@ -36663,7 +36663,7 @@
               </w:rPr>
               <w:t xml:space="preserve">, 40(6). </w:t>
             </w:r>
-            <w:hyperlink w:history="1" r:id="rId1axuvvsipjn13ssaupx4a">
+            <w:hyperlink w:history="1" r:id="rId6m7ykal8prpkbc5uvcmkk">
               <w:r>
                 <w:rPr>
                   <w:color w:val="1D4ED8"/>
@@ -36759,7 +36759,7 @@
               </w:rPr>
               <w:t xml:space="preserve">. </w:t>
             </w:r>
-            <w:hyperlink w:history="1" r:id="rId7hgnxbxws5ybvkveuiyt9">
+            <w:hyperlink w:history="1" r:id="rIdhyatkqws3llhcfdjxelv7">
               <w:r>
                 <w:rPr>
                   <w:color w:val="1D4ED8"/>
@@ -40953,7 +40953,7 @@
         <w:jc w:val="both"/>
       </w:pPr>
       <w:r>
-        <w:t xml:space="preserve">An exact trace correction for small trials (Theorem 2), which explains why classical rerandomization loses in 32 wells: the residual grows by 44%.</w:t>
+        <w:t xml:space="preserve">An exact trace correction for small trials (Theorem 2), which explains why classical rerandomization does worse with 32 wells: the residual grows by 44%.</w:t>
       </w:r>
     </w:p>
     <w:p>
@@ -41719,7 +41719,7 @@
         </w:rPr>
         <w:t xml:space="preserve"> </w:t>
       </w:r>
-      <w:hyperlink w:history="1" r:id="rIdc3rp42kgskpygzyzvbhed">
+      <w:hyperlink w:history="1" r:id="rIdfte9r0ervuia5u-wvl_j8">
         <w:r>
           <w:rPr>
             <w:color w:val="1D4ED8"/>
@@ -41780,7 +41780,7 @@
         </w:rPr>
         <w:t xml:space="preserve"> </w:t>
       </w:r>
-      <w:hyperlink w:history="1" r:id="rIdmwdltw4sngtfq-g0jkyeq">
+      <w:hyperlink w:history="1" r:id="rIdgehtvdgimskc2hrmnssah">
         <w:r>
           <w:rPr>
             <w:color w:val="1D4ED8"/>
@@ -41841,7 +41841,7 @@
         </w:rPr>
         <w:t xml:space="preserve"> </w:t>
       </w:r>
-      <w:hyperlink w:history="1" r:id="rIdpgic8bnzjhilak1mvw5lt">
+      <w:hyperlink w:history="1" r:id="rIdrkxl-hgtrpgkcy5gchb9p">
         <w:r>
           <w:rPr>
             <w:color w:val="1D4ED8"/>
@@ -41902,7 +41902,7 @@
         </w:rPr>
         <w:t xml:space="preserve"> </w:t>
       </w:r>
-      <w:hyperlink w:history="1" r:id="rIdkthkh-y2sg1cas3qahkjj">
+      <w:hyperlink w:history="1" r:id="rIdh9hga-hos-wxnwzrxby9m">
         <w:r>
           <w:rPr>
             <w:color w:val="1D4ED8"/>
@@ -41963,7 +41963,7 @@
         </w:rPr>
         <w:t xml:space="preserve"> </w:t>
       </w:r>
-      <w:hyperlink w:history="1" r:id="rIdmhwul5ee1kv6iiyluhqal">
+      <w:hyperlink w:history="1" r:id="rId9fz6hcoo-rduptb6jz8mo">
         <w:r>
           <w:rPr>
             <w:color w:val="1D4ED8"/>
@@ -42024,7 +42024,7 @@
         </w:rPr>
         <w:t xml:space="preserve"> </w:t>
       </w:r>
-      <w:hyperlink w:history="1" r:id="rIdptfoxvxi6u25ygyv3q0hm">
+      <w:hyperlink w:history="1" r:id="rIdbucszjvkbvazvqj6mimbh">
         <w:r>
           <w:rPr>
             <w:color w:val="1D4ED8"/>
@@ -42085,7 +42085,7 @@
         </w:rPr>
         <w:t xml:space="preserve"> </w:t>
       </w:r>
-      <w:hyperlink w:history="1" r:id="rIddvklzxouaqpcicn39o9nu">
+      <w:hyperlink w:history="1" r:id="rIdrjzvt3orf5igphxsdwqf_">
         <w:r>
           <w:rPr>
             <w:color w:val="1D4ED8"/>
@@ -42146,7 +42146,7 @@
         </w:rPr>
         <w:t xml:space="preserve"> </w:t>
       </w:r>
-      <w:hyperlink w:history="1" r:id="rIdvetu1zqkqnwovr1tuej3t">
+      <w:hyperlink w:history="1" r:id="rIddpbn7jada7absqibzalgf">
         <w:r>
           <w:rPr>
             <w:color w:val="1D4ED8"/>
@@ -42207,7 +42207,7 @@
         </w:rPr>
         <w:t xml:space="preserve"> </w:t>
       </w:r>
-      <w:hyperlink w:history="1" r:id="rIdfnn7lx8tcyb9nhwffvv4d">
+      <w:hyperlink w:history="1" r:id="rId3kdtynujl0gcvqj4byea6">
         <w:r>
           <w:rPr>
             <w:color w:val="1D4ED8"/>
@@ -42268,7 +42268,7 @@
         </w:rPr>
         <w:t xml:space="preserve"> </w:t>
       </w:r>
-      <w:hyperlink w:history="1" r:id="rIddxlene2olcrvamybpfjah">
+      <w:hyperlink w:history="1" r:id="rIduoeigm9abtynnvaeiymrv">
         <w:r>
           <w:rPr>
             <w:color w:val="1D4ED8"/>
@@ -42329,7 +42329,7 @@
         </w:rPr>
         <w:t xml:space="preserve"> </w:t>
       </w:r>
-      <w:hyperlink w:history="1" r:id="rIdjahsjpvyjpfnycnxic035">
+      <w:hyperlink w:history="1" r:id="rIdmy-qjzwlts1vjpdmwkimp">
         <w:r>
           <w:rPr>
             <w:color w:val="1D4ED8"/>
@@ -42390,7 +42390,7 @@
         </w:rPr>
         <w:t xml:space="preserve"> </w:t>
       </w:r>
-      <w:hyperlink w:history="1" r:id="rIdiqylsilbxws7zis495sle">
+      <w:hyperlink w:history="1" r:id="rId4rzqgltvxfvcc787f_0-j">
         <w:r>
           <w:rPr>
             <w:color w:val="1D4ED8"/>
@@ -42451,7 +42451,7 @@
         </w:rPr>
         <w:t xml:space="preserve"> </w:t>
       </w:r>
-      <w:hyperlink w:history="1" r:id="rIdixlvju0wqewdzk_lpi0dk">
+      <w:hyperlink w:history="1" r:id="rId_2cdbgixebnojafew87az">
         <w:r>
           <w:rPr>
             <w:color w:val="1D4ED8"/>
@@ -42598,7 +42598,7 @@
         </w:rPr>
         <w:t xml:space="preserve"> </w:t>
       </w:r>
-      <w:hyperlink w:history="1" r:id="rIdm81adajhhbhiv4kqzc3mh">
+      <w:hyperlink w:history="1" r:id="rIdaagxocco43cbb3perdxtn">
         <w:r>
           <w:rPr>
             <w:color w:val="1D4ED8"/>
@@ -42659,7 +42659,7 @@
         </w:rPr>
         <w:t xml:space="preserve"> </w:t>
       </w:r>
-      <w:hyperlink w:history="1" r:id="rIdmlpfqyubnuembxyyj9rgl">
+      <w:hyperlink w:history="1" r:id="rIdrzsh7hii1cjfri8o56buc">
         <w:r>
           <w:rPr>
             <w:color w:val="1D4ED8"/>
@@ -42731,7 +42731,7 @@
         </w:rPr>
         <w:t xml:space="preserve"> </w:t>
       </w:r>
-      <w:hyperlink w:history="1" r:id="rIdyzofathnlc1c5lm3er78o">
+      <w:hyperlink w:history="1" r:id="rIdejgc4rflc6ijz91ucdw1g">
         <w:r>
           <w:rPr>
             <w:color w:val="1D4ED8"/>
@@ -42792,7 +42792,7 @@
         </w:rPr>
         <w:t xml:space="preserve"> </w:t>
       </w:r>
-      <w:hyperlink w:history="1" r:id="rId88ev4znoi1qpnnbh0wkjs">
+      <w:hyperlink w:history="1" r:id="rIdc3x9xw_fvbxzxa4rasjby">
         <w:r>
           <w:rPr>
             <w:color w:val="1D4ED8"/>
@@ -42853,7 +42853,7 @@
         </w:rPr>
         <w:t xml:space="preserve"> </w:t>
       </w:r>
-      <w:hyperlink w:history="1" r:id="rIdszovxfxub3y1pd3oce6x9">
+      <w:hyperlink w:history="1" r:id="rIdllrc79wb829499cbohngm">
         <w:r>
           <w:rPr>
             <w:color w:val="1D4ED8"/>
@@ -42914,7 +42914,7 @@
         </w:rPr>
         <w:t xml:space="preserve"> </w:t>
       </w:r>
-      <w:hyperlink w:history="1" r:id="rIdg8ujvbfws5fdjbo4ec7m0">
+      <w:hyperlink w:history="1" r:id="rIdi0ey41y1skufgqfucvlzr">
         <w:r>
           <w:rPr>
             <w:color w:val="1D4ED8"/>
@@ -42975,7 +42975,7 @@
         </w:rPr>
         <w:t xml:space="preserve"> </w:t>
       </w:r>
-      <w:hyperlink w:history="1" r:id="rIdwohlhtzj5kbjxx-osrass">
+      <w:hyperlink w:history="1" r:id="rIdl0yrgbdj3qwcoed2q6m38">
         <w:r>
           <w:rPr>
             <w:color w:val="1D4ED8"/>
@@ -43036,7 +43036,7 @@
         </w:rPr>
         <w:t xml:space="preserve"> </w:t>
       </w:r>
-      <w:hyperlink w:history="1" r:id="rIdqziyhaeqydrkvw1xzr_cs">
+      <w:hyperlink w:history="1" r:id="rIdtknbnmnadhbvutuuy7cbl">
         <w:r>
           <w:rPr>
             <w:color w:val="1D4ED8"/>
@@ -43097,7 +43097,7 @@
         </w:rPr>
         <w:t xml:space="preserve"> </w:t>
       </w:r>
-      <w:hyperlink w:history="1" r:id="rIdvbfbshvxmdtjtinxn2ay5">
+      <w:hyperlink w:history="1" r:id="rIdbiaxo-bx5ytk4_hkqplp1">
         <w:r>
           <w:rPr>
             <w:color w:val="1D4ED8"/>
@@ -43158,7 +43158,7 @@
         </w:rPr>
         <w:t xml:space="preserve"> </w:t>
       </w:r>
-      <w:hyperlink w:history="1" r:id="rIdkzg9vximx-lzeolm5byw_">
+      <w:hyperlink w:history="1" r:id="rIdioqj9si_itxb9ndf0l2j4">
         <w:r>
           <w:rPr>
             <w:color w:val="1D4ED8"/>
@@ -43219,7 +43219,7 @@
         </w:rPr>
         <w:t xml:space="preserve"> </w:t>
       </w:r>
-      <w:hyperlink w:history="1" r:id="rIdgauz0_rtoo7jpoqhvsevm">
+      <w:hyperlink w:history="1" r:id="rIdbf4edb3tpztboe9ntokrq">
         <w:r>
           <w:rPr>
             <w:color w:val="1D4ED8"/>
@@ -43280,7 +43280,7 @@
         </w:rPr>
         <w:t xml:space="preserve"> </w:t>
       </w:r>
-      <w:hyperlink w:history="1" r:id="rId1sa_bicd9_aw1ngejcd6y">
+      <w:hyperlink w:history="1" r:id="rIdltqkk-nbly2jf7pgav7mh">
         <w:r>
           <w:rPr>
             <w:color w:val="1D4ED8"/>
@@ -43341,7 +43341,7 @@
         </w:rPr>
         <w:t xml:space="preserve"> </w:t>
       </w:r>
-      <w:hyperlink w:history="1" r:id="rIdfpctbwqqr2ii1do05xvil">
+      <w:hyperlink w:history="1" r:id="rIdqmhplfivqjlsihgx9u4kx">
         <w:r>
           <w:rPr>
             <w:color w:val="1D4ED8"/>
@@ -43402,7 +43402,7 @@
         </w:rPr>
         <w:t xml:space="preserve"> </w:t>
       </w:r>
-      <w:hyperlink w:history="1" r:id="rIdipdp3m15u6nscikucl6gr">
+      <w:hyperlink w:history="1" r:id="rId7xotlwnmpd99ubx4pjrzr">
         <w:r>
           <w:rPr>
             <w:color w:val="1D4ED8"/>
@@ -43463,7 +43463,7 @@
         </w:rPr>
         <w:t xml:space="preserve"> </w:t>
       </w:r>
-      <w:hyperlink w:history="1" r:id="rIdapwrbmtek9idlrn556jug">
+      <w:hyperlink w:history="1" r:id="rIdzal4gtnlec3g9zu8ou8vo">
         <w:r>
           <w:rPr>
             <w:color w:val="1D4ED8"/>
@@ -43524,7 +43524,7 @@
         </w:rPr>
         <w:t xml:space="preserve"> </w:t>
       </w:r>
-      <w:hyperlink w:history="1" r:id="rIdu-1x5a75upd1ae5n3zmii">
+      <w:hyperlink w:history="1" r:id="rIdoe1-ctnn_irct56ystjsa">
         <w:r>
           <w:rPr>
             <w:color w:val="1D4ED8"/>
@@ -43606,7 +43606,7 @@
         </w:rPr>
         <w:t xml:space="preserve"> </w:t>
       </w:r>
-      <w:hyperlink w:history="1" r:id="rIdiy6cikgjm9bag4ao0slab">
+      <w:hyperlink w:history="1" r:id="rIdcborfc50o4ragv2l-1shu">
         <w:r>
           <w:rPr>
             <w:color w:val="1D4ED8"/>
@@ -43667,7 +43667,7 @@
         </w:rPr>
         <w:t xml:space="preserve"> </w:t>
       </w:r>
-      <w:hyperlink w:history="1" r:id="rIdijqwq_utgvib1s-natdex">
+      <w:hyperlink w:history="1" r:id="rIdydls7rnlrpnyuzf5ytk5s">
         <w:r>
           <w:rPr>
             <w:color w:val="1D4ED8"/>
@@ -43728,7 +43728,7 @@
         </w:rPr>
         <w:t xml:space="preserve"> </w:t>
       </w:r>
-      <w:hyperlink w:history="1" r:id="rIdlhnbvgeomynimnhwk2uaw">
+      <w:hyperlink w:history="1" r:id="rIdt3qvysucgvobnoqiu_jnj">
         <w:r>
           <w:rPr>
             <w:color w:val="1D4ED8"/>
@@ -43789,7 +43789,7 @@
         </w:rPr>
         <w:t xml:space="preserve"> </w:t>
       </w:r>
-      <w:hyperlink w:history="1" r:id="rId12zf0x2k46r0-yarwzmdt">
+      <w:hyperlink w:history="1" r:id="rIdlgfnlj8b9pq-lstxtw_yt">
         <w:r>
           <w:rPr>
             <w:color w:val="1D4ED8"/>
@@ -43850,7 +43850,7 @@
         </w:rPr>
         <w:t xml:space="preserve"> </w:t>
       </w:r>
-      <w:hyperlink w:history="1" r:id="rId0koaopc5t3nil8yczntvj">
+      <w:hyperlink w:history="1" r:id="rIdkhckv7_ew9m1ks2jimryx">
         <w:r>
           <w:rPr>
             <w:color w:val="1D4ED8"/>
@@ -43911,7 +43911,7 @@
         </w:rPr>
         <w:t xml:space="preserve"> </w:t>
       </w:r>
-      <w:hyperlink w:history="1" r:id="rIdduklojcflt9fxgw2-nzxl">
+      <w:hyperlink w:history="1" r:id="rIdbjylx9ssdq_3cj-m8bo8m">
         <w:r>
           <w:rPr>
             <w:color w:val="1D4ED8"/>
